--- a/Manual/ICP-Base Storage Layer Architecture Infos.docx
+++ b/Manual/ICP-Base Storage Layer Architecture Infos.docx
@@ -45,7 +45,7 @@
     <w:p>
       <w:r>
         <w:pict w14:anchorId="2EEE2688">
-          <v:rect id="_x0000_i1115" style="width:0;height:1.5pt" o:hralign="center" o:hrstd="t" o:hr="t" fillcolor="#a0a0a0" stroked="f"/>
+          <v:rect id="_x0000_i1025" style="width:0;height:1.5pt" o:hralign="center" o:hrstd="t" o:hr="t" fillcolor="#a0a0a0" stroked="f"/>
         </w:pict>
       </w:r>
     </w:p>
@@ -83,7 +83,7 @@
     <w:p>
       <w:r>
         <w:pict w14:anchorId="0148ECED">
-          <v:rect id="_x0000_i1116" style="width:0;height:1.5pt" o:hralign="center" o:hrstd="t" o:hr="t" fillcolor="#a0a0a0" stroked="f"/>
+          <v:rect id="_x0000_i1026" style="width:0;height:1.5pt" o:hralign="center" o:hrstd="t" o:hr="t" fillcolor="#a0a0a0" stroked="f"/>
         </w:pict>
       </w:r>
     </w:p>
@@ -109,7 +109,25 @@
     </w:p>
     <w:p>
       <w:r>
-        <w:t>If this invariant ever breaks, the app will read the wrong session group, or a group that doesn't exist — which historically caused silent data loss. Every save/delete/import/renumber operation is written to preserve it.</w:t>
+        <w:t xml:space="preserve">If this invariant ever breaks, the app will read the wrong session group, or a group that doesn't exist — which </w:t>
+      </w:r>
+      <w:r>
+        <w:rPr>
+          <w:lang w:val="en-US"/>
+        </w:rPr>
+        <w:t xml:space="preserve">is </w:t>
+      </w:r>
+      <w:r>
+        <w:t>caus</w:t>
+      </w:r>
+      <w:r>
+        <w:rPr>
+          <w:lang w:val="en-US"/>
+        </w:rPr>
+        <w:t>ing</w:t>
+      </w:r>
+      <w:r>
+        <w:t xml:space="preserve"> silent data loss. Every save/delete/import/renumber operation is written to preserve it.</w:t>
       </w:r>
     </w:p>
     <w:p>
@@ -131,7 +149,7 @@
     <w:p>
       <w:r>
         <w:pict w14:anchorId="65B5F871">
-          <v:rect id="_x0000_i1117" style="width:0;height:1.5pt" o:hralign="center" o:hrstd="t" o:hr="t" fillcolor="#a0a0a0" stroked="f"/>
+          <v:rect id="_x0000_i1027" style="width:0;height:1.5pt" o:hralign="center" o:hrstd="t" o:hr="t" fillcolor="#a0a0a0" stroked="f"/>
         </w:pict>
       </w:r>
     </w:p>
@@ -185,7 +203,7 @@
     <w:p>
       <w:r>
         <w:pict w14:anchorId="1108F7AC">
-          <v:rect id="_x0000_i1118" style="width:0;height:1.5pt" o:hralign="center" o:hrstd="t" o:hr="t" fillcolor="#a0a0a0" stroked="f"/>
+          <v:rect id="_x0000_i1028" style="width:0;height:1.5pt" o:hralign="center" o:hrstd="t" o:hr="t" fillcolor="#a0a0a0" stroked="f"/>
         </w:pict>
       </w:r>
     </w:p>
@@ -247,7 +265,7 @@
     <w:p>
       <w:r>
         <w:pict w14:anchorId="201240A7">
-          <v:rect id="_x0000_i1119" style="width:0;height:1.5pt" o:hralign="center" o:hrstd="t" o:hr="t" fillcolor="#a0a0a0" stroked="f"/>
+          <v:rect id="_x0000_i1029" style="width:0;height:1.5pt" o:hralign="center" o:hrstd="t" o:hr="t" fillcolor="#a0a0a0" stroked="f"/>
         </w:pict>
       </w:r>
     </w:p>
@@ -313,7 +331,7 @@
     <w:p>
       <w:r>
         <w:pict w14:anchorId="7746FEDC">
-          <v:rect id="_x0000_i1120" style="width:0;height:1.5pt" o:hralign="center" o:hrstd="t" o:hr="t" fillcolor="#a0a0a0" stroked="f"/>
+          <v:rect id="_x0000_i1030" style="width:0;height:1.5pt" o:hralign="center" o:hrstd="t" o:hr="t" fillcolor="#a0a0a0" stroked="f"/>
         </w:pict>
       </w:r>
     </w:p>
@@ -351,7 +369,7 @@
     <w:p>
       <w:r>
         <w:pict w14:anchorId="79AC46F6">
-          <v:rect id="_x0000_i1121" style="width:0;height:1.5pt" o:hralign="center" o:hrstd="t" o:hr="t" fillcolor="#a0a0a0" stroked="f"/>
+          <v:rect id="_x0000_i1031" style="width:0;height:1.5pt" o:hralign="center" o:hrstd="t" o:hr="t" fillcolor="#a0a0a0" stroked="f"/>
         </w:pict>
       </w:r>
     </w:p>
@@ -402,7 +420,7 @@
     <w:p>
       <w:r>
         <w:pict w14:anchorId="612B541C">
-          <v:rect id="_x0000_i1122" style="width:0;height:1.5pt" o:hralign="center" o:hrstd="t" o:hr="t" fillcolor="#a0a0a0" stroked="f"/>
+          <v:rect id="_x0000_i1032" style="width:0;height:1.5pt" o:hralign="center" o:hrstd="t" o:hr="t" fillcolor="#a0a0a0" stroked="f"/>
         </w:pict>
       </w:r>
     </w:p>
@@ -468,7 +486,7 @@
     <w:p>
       <w:r>
         <w:pict w14:anchorId="5646A30B">
-          <v:rect id="_x0000_i1123" style="width:0;height:1.5pt" o:hralign="center" o:hrstd="t" o:hr="t" fillcolor="#a0a0a0" stroked="f"/>
+          <v:rect id="_x0000_i1033" style="width:0;height:1.5pt" o:hralign="center" o:hrstd="t" o:hr="t" fillcolor="#a0a0a0" stroked="f"/>
         </w:pict>
       </w:r>
     </w:p>
@@ -532,7 +550,7 @@
     <w:p>
       <w:r>
         <w:pict w14:anchorId="6EE9B3E9">
-          <v:rect id="_x0000_i1124" style="width:0;height:1.5pt" o:hralign="center" o:hrstd="t" o:hr="t" fillcolor="#a0a0a0" stroked="f"/>
+          <v:rect id="_x0000_i1034" style="width:0;height:1.5pt" o:hralign="center" o:hrstd="t" o:hr="t" fillcolor="#a0a0a0" stroked="f"/>
         </w:pict>
       </w:r>
     </w:p>
@@ -596,7 +614,7 @@
     <w:p>
       <w:r>
         <w:pict w14:anchorId="16A7E676">
-          <v:rect id="_x0000_i1125" style="width:0;height:1.5pt" o:hralign="center" o:hrstd="t" o:hr="t" fillcolor="#a0a0a0" stroked="f"/>
+          <v:rect id="_x0000_i1035" style="width:0;height:1.5pt" o:hralign="center" o:hrstd="t" o:hr="t" fillcolor="#a0a0a0" stroked="f"/>
         </w:pict>
       </w:r>
     </w:p>
@@ -624,7 +642,7 @@
     <w:p>
       <w:r>
         <w:pict w14:anchorId="4240F73D">
-          <v:rect id="_x0000_i1126" style="width:0;height:1.5pt" o:hralign="center" o:hrstd="t" o:hr="t" fillcolor="#a0a0a0" stroked="f"/>
+          <v:rect id="_x0000_i1036" style="width:0;height:1.5pt" o:hralign="center" o:hrstd="t" o:hr="t" fillcolor="#a0a0a0" stroked="f"/>
         </w:pict>
       </w:r>
     </w:p>
@@ -658,7 +676,7 @@
     <w:p>
       <w:r>
         <w:pict w14:anchorId="5159A5BE">
-          <v:rect id="_x0000_i1127" style="width:0;height:1.5pt" o:hralign="center" o:hrstd="t" o:hr="t" fillcolor="#a0a0a0" stroked="f"/>
+          <v:rect id="_x0000_i1037" style="width:0;height:1.5pt" o:hralign="center" o:hrstd="t" o:hr="t" fillcolor="#a0a0a0" stroked="f"/>
         </w:pict>
       </w:r>
     </w:p>
@@ -696,7 +714,7 @@
     <w:p>
       <w:r>
         <w:pict w14:anchorId="773847E8">
-          <v:rect id="_x0000_i1128" style="width:0;height:1.5pt" o:hralign="center" o:hrstd="t" o:hr="t" fillcolor="#a0a0a0" stroked="f"/>
+          <v:rect id="_x0000_i1038" style="width:0;height:1.5pt" o:hralign="center" o:hrstd="t" o:hr="t" fillcolor="#a0a0a0" stroked="f"/>
         </w:pict>
       </w:r>
     </w:p>
@@ -758,7 +776,7 @@
     <w:p>
       <w:r>
         <w:pict w14:anchorId="452B7FF9">
-          <v:rect id="_x0000_i1129" style="width:0;height:1.5pt" o:hralign="center" o:hrstd="t" o:hr="t" fillcolor="#a0a0a0" stroked="f"/>
+          <v:rect id="_x0000_i1039" style="width:0;height:1.5pt" o:hralign="center" o:hrstd="t" o:hr="t" fillcolor="#a0a0a0" stroked="f"/>
         </w:pict>
       </w:r>
     </w:p>
@@ -4063,6 +4081,7 @@
   <w:style w:type="character" w:default="1" w:styleId="DefaultParagraphFont">
     <w:name w:val="Default Paragraph Font"/>
     <w:uiPriority w:val="1"/>
+    <w:semiHidden/>
     <w:unhideWhenUsed/>
   </w:style>
   <w:style w:type="table" w:default="1" w:styleId="TableNormal">
